--- a/storage/templates/normalized-docx/BM-069/BM-069_normalized.docx
+++ b/storage/templates/normalized-docx/BM-069/BM-069_normalized.docx
@@ -812,7 +812,7 @@
           <w:spacing w:val="-2"/>
           <w:szCs w:val="28"/>
         </w:rPr>
-        <w:t>{{document.field}}</w:t>
+        <w:t>{{document.fullDocumentCode}}</w:t>
       </w:r>
     </w:p>
     <w:p>
@@ -890,7 +890,7 @@
           <w:spacing w:val="-2"/>
           <w:szCs w:val="28"/>
         </w:rPr>
-        <w:t>{{document.field}}</w:t>
+        <w:t>{{document.issueDate}}</w:t>
         <w:tab/>
       </w:r>
     </w:p>
@@ -920,7 +920,7 @@
           <w:spacing w:val="-2"/>
           <w:szCs w:val="28"/>
         </w:rPr>
-        <w:t>{{document.field}}</w:t>
+        <w:t>{{person.dateOfBirth}}</w:t>
         <w:tab/>
       </w:r>
     </w:p>
@@ -950,7 +950,7 @@
           <w:spacing w:val="-2"/>
           <w:szCs w:val="28"/>
         </w:rPr>
-        <w:t>{{document.field}}</w:t>
+        <w:t>{{person.dateOfBirth}}</w:t>
         <w:tab/>
       </w:r>
     </w:p>
@@ -1009,7 +1009,7 @@
           <w:szCs w:val="28"/>
           <w:lang w:val="nl-NL"/>
         </w:rPr>
-        <w:t>{{document.field}}</w:t>
+        <w:t>{{person.idNumber}}</w:t>
       </w:r>
       <w:r>
         <w:rPr>
@@ -1047,7 +1047,7 @@
           <w:spacing w:val="-2"/>
           <w:szCs w:val="28"/>
         </w:rPr>
-        <w:t>{{document.field}}</w:t>
+        <w:t>{{document.reasonLine}}</w:t>
         <w:tab/>
         <w:t xml:space="preserve"> </w:t>
       </w:r>
@@ -1106,7 +1106,7 @@
           <w:spacing w:val="-2"/>
           <w:szCs w:val="28"/>
         </w:rPr>
-        <w:t xml:space="preserve">{{document.field}}</w:t>
+        <w:t xml:space="preserve">{{document.reasonLine2}}</w:t>
       </w:r>
     </w:p>
     <w:p>
@@ -1216,7 +1216,7 @@
           <w:spacing w:val="-2"/>
           <w:szCs w:val="28"/>
         </w:rPr>
-        <w:t>{{recipients.field}}</w:t>
+        <w:t>{{person.personFullName}}</w:t>
         <w:tab/>
         <w:tab/>
       </w:r>
@@ -1246,7 +1246,7 @@
           <w:spacing w:val="-2"/>
           <w:szCs w:val="28"/>
         </w:rPr>
-        <w:t>{{recipients.field}}</w:t>
+        <w:t>{{person.currentAddress}}</w:t>
         <w:tab/>
         <w:tab/>
         <w:t xml:space="preserve"> </w:t>
@@ -1338,7 +1338,7 @@
           <w:spacing w:val="-2"/>
           <w:szCs w:val="28"/>
         </w:rPr>
-        <w:t xml:space="preserve">{{recipients.field}}</w:t>
+        <w:t xml:space="preserve">{{person.currentAddress2}}</w:t>
         <w:tab/>
         <w:tab/>
       </w:r>
@@ -1510,7 +1510,7 @@
           <w:szCs w:val="28"/>
           <w:lang w:val="fr-FR"/>
         </w:rPr>
-        <w:t>{{document.field}}</w:t>
+        <w:t>{{decision.decisionLine}}</w:t>
       </w:r>
       <w:r>
         <w:rPr>
@@ -1623,7 +1623,7 @@
           <w:spacing w:val="-2"/>
           <w:szCs w:val="28"/>
         </w:rPr>
-        <w:t xml:space="preserve">{{document.field}}</w:t>
+        <w:t xml:space="preserve">{{person.currentAddress}}</w:t>
       </w:r>
       <w:r>
         <w:rPr>
@@ -1676,7 +1676,7 @@
           <w:spacing w:val="-2"/>
           <w:szCs w:val="28"/>
         </w:rPr>
-        <w:t>{{document.field}}</w:t>
+        <w:t>{{person.occupation}}</w:t>
       </w:r>
       <w:r>
         <w:rPr>
@@ -1695,7 +1695,7 @@
           <w:spacing w:val="-2"/>
           <w:szCs w:val="28"/>
         </w:rPr>
-        <w:t>{{document.field}}</w:t>
+        <w:t>{{person.dateOfBirth}}</w:t>
       </w:r>
     </w:p>
     <w:p>
@@ -1754,7 +1754,7 @@
           <w:spacing w:val="-2"/>
           <w:szCs w:val="28"/>
         </w:rPr>
-        <w:t>{{document.field}}</w:t>
+        <w:t>{{document.summaryLine}}</w:t>
       </w:r>
     </w:p>
     <w:p>
